--- a/data/human_paras/human_para_129.docx
+++ b/data/human_paras/human_para_129.docx
@@ -4,7 +4,7 @@
   <w:body>
     <w:p>
       <w:r>
-        <w:t>Respiratory medicine is one of the most dynamically developing areas of global health care (Ref-u918289). The increase in the prevalence of respiratory diseases is due to many factors: smoking, both active and passive; general gas pollution and dustiness of atmospheric air;  the so-called indoor factors - indoor air pollution during heating and cooking with bioorganic raw materials, continued gas pollution from automobile exhaust; as well as frequent infectious conditions. The technological process and development of respiratory medicine made it possible to improve the level of diagnostics and most accurately use the ventilation-perfusion ratio indicators to determine the level of oxygen in the blood and further help the patient.</w:t>
+        <w:t>In respiratory care and medicine, the ratio of the ventilation-perfusion ratio plays an important role in determining the oxygen levels in the blood for the timely provision of care to the patient with insufficient oxygen in the blood. In pathologies such as asthma, chronic bronchitis, acute pulmonary edema, and hepatopulmonary syndrome, which means a low V/Q index, pulse oximetry is performed to clarify the condition, and, then, oxygen therapy and an endotracheal tube is installed to supply a sufficient level of oxygen to the blood (Ref-f549966). In other pathologies, with an increased V/Q index, oxygen is prescribed as needed to maintain PaO2 within 60–80 mm Hg (up to 100% saturation) and direct efforts to eliminate the cause (Ref-f549966).</w:t>
       </w:r>
     </w:p>
     <w:sectPr>
